--- a/Coding 1 - year/Unit 3 - Conditionals/Daily Lesson Plans/Word/Day 62.docx
+++ b/Coding 1 - year/Unit 3 - Conditionals/Daily Lesson Plans/Word/Day 62.docx
@@ -50,12 +50,15 @@
               </w:rPr>
               <w:t xml:space="preserve">Coding I — Full Year</w:t>
             </w:r>
-          </w:p>
-          <w:p>
-            <w:pPr>
-              <w:spacing w:before="40"/>
-              <w:jc w:val="center"/>
-            </w:pPr>
+            <w:r>
+              <w:rPr>
+                <w:rFonts w:ascii="Arial" w:cs="Arial" w:eastAsia="Arial" w:hAnsi="Arial"/>
+                <w:sz w:val="16"/>
+                <w:szCs w:val="16"/>
+              </w:rPr>
+              <w:br/>
+              <w:t xml:space="preserve"/>
+            </w:r>
             <w:r>
               <w:rPr>
                 <w:rFonts w:ascii="Arial" w:cs="Arial" w:eastAsia="Arial" w:hAnsi="Arial"/>
@@ -83,7 +86,7 @@
           <w:rFonts w:ascii="Arial" w:cs="Arial" w:eastAsia="Arial" w:hAnsi="Arial"/>
           <w:b/>
           <w:bCs/>
-          <w:color w:val="1F3864"/>
+          <w:color w:val="2B5797"/>
           <w:sz w:val="32"/>
           <w:szCs w:val="32"/>
         </w:rPr>
@@ -261,9 +264,9 @@
               <w:right w:val="single" w:color="CCCCCC" w:sz="1"/>
             </w:tcBorders>
             <w:tcMar>
-              <w:top w:type="dxa" w:w="60"/>
+              <w:top w:type="dxa" w:w="80"/>
               <w:left w:type="dxa" w:w="120"/>
-              <w:bottom w:type="dxa" w:w="60"/>
+              <w:bottom w:type="dxa" w:w="80"/>
               <w:right w:type="dxa" w:w="120"/>
             </w:tcMar>
           </w:tcPr>
@@ -290,20 +293,213 @@
               <w:right w:val="single" w:color="CCCCCC" w:sz="1"/>
             </w:tcBorders>
             <w:tcMar>
-              <w:top w:type="dxa" w:w="60"/>
+              <w:top w:type="dxa" w:w="80"/>
               <w:left w:type="dxa" w:w="120"/>
-              <w:bottom w:type="dxa" w:w="60"/>
+              <w:bottom w:type="dxa" w:w="80"/>
               <w:right w:type="dxa" w:w="120"/>
             </w:tcMar>
           </w:tcPr>
           <w:p>
-            <w:r>
-              <w:rPr>
-                <w:rFonts w:ascii="Arial" w:cs="Arial" w:eastAsia="Arial" w:hAnsi="Arial"/>
-                <w:sz w:val="20"/>
-                <w:szCs w:val="20"/>
+            <w:pPr>
+              <w:spacing w:after="80" w:before="80"/>
+            </w:pPr>
+            <w:r>
+              <w:rPr>
+                <w:rFonts w:ascii="Arial" w:cs="Arial" w:eastAsia="Arial" w:hAnsi="Arial"/>
+                <w:b/>
+                <w:bCs/>
+                <w:i w:val="false"/>
+                <w:iCs w:val="false"/>
+                <w:color w:val="000000"/>
+                <w:sz w:val="22"/>
+                <w:szCs w:val="22"/>
               </w:rPr>
               <w:t xml:space="preserve">Bell Ringer / Review</w:t>
+            </w:r>
+            <w:r>
+              <w:rPr>
+                <w:rFonts w:ascii="Arial" w:cs="Arial" w:eastAsia="Arial" w:hAnsi="Arial"/>
+                <w:sz w:val="20"/>
+                <w:szCs w:val="20"/>
+              </w:rPr>
+              <w:br/>
+              <w:t xml:space="preserve"/>
+            </w:r>
+            <w:r>
+              <w:rPr>
+                <w:rFonts w:ascii="Arial" w:cs="Arial" w:eastAsia="Arial" w:hAnsi="Arial"/>
+                <w:sz w:val="20"/>
+                <w:szCs w:val="20"/>
+              </w:rPr>
+              <w:br/>
+              <w:t xml:space="preserve"/>
+            </w:r>
+            <w:r>
+              <w:rPr>
+                <w:rFonts w:ascii="Arial" w:cs="Arial" w:eastAsia="Arial" w:hAnsi="Arial"/>
+                <w:b/>
+                <w:bCs/>
+                <w:i w:val="false"/>
+                <w:iCs w:val="false"/>
+                <w:color w:val="000000"/>
+                <w:sz w:val="20"/>
+                <w:szCs w:val="20"/>
+              </w:rPr>
+              <w:t xml:space="preserve">Quick Write </w:t>
+            </w:r>
+            <w:r>
+              <w:rPr>
+                <w:rFonts w:ascii="Arial" w:cs="Arial" w:eastAsia="Arial" w:hAnsi="Arial"/>
+                <w:b w:val="false"/>
+                <w:bCs w:val="false"/>
+                <w:i w:val="false"/>
+                <w:iCs w:val="false"/>
+                <w:color w:val="000000"/>
+                <w:sz w:val="20"/>
+                <w:szCs w:val="20"/>
+              </w:rPr>
+              <w:t xml:space="preserve">(3 min — written or verbal):</w:t>
+            </w:r>
+            <w:r>
+              <w:rPr>
+                <w:rFonts w:ascii="Arial" w:cs="Arial" w:eastAsia="Arial" w:hAnsi="Arial"/>
+                <w:sz w:val="20"/>
+                <w:szCs w:val="20"/>
+              </w:rPr>
+              <w:br/>
+              <w:t xml:space="preserve"/>
+            </w:r>
+            <w:r>
+              <w:rPr>
+                <w:rFonts w:ascii="Arial" w:cs="Arial" w:eastAsia="Arial" w:hAnsi="Arial"/>
+                <w:b w:val="false"/>
+                <w:bCs w:val="false"/>
+                <w:i w:val="false"/>
+                <w:iCs w:val="false"/>
+                <w:color w:val="000000"/>
+                <w:sz w:val="20"/>
+                <w:szCs w:val="20"/>
+              </w:rPr>
+              <w:t xml:space="preserve">    What do you already know about how to build a complete game that applies conditionals to game logic and win/loss determination?</w:t>
+            </w:r>
+            <w:r>
+              <w:rPr>
+                <w:rFonts w:ascii="Arial" w:cs="Arial" w:eastAsia="Arial" w:hAnsi="Arial"/>
+                <w:sz w:val="20"/>
+                <w:szCs w:val="20"/>
+              </w:rPr>
+              <w:br/>
+              <w:t xml:space="preserve"/>
+            </w:r>
+            <w:r>
+              <w:rPr>
+                <w:rFonts w:ascii="Arial" w:cs="Arial" w:eastAsia="Arial" w:hAnsi="Arial"/>
+                <w:sz w:val="20"/>
+                <w:szCs w:val="20"/>
+              </w:rPr>
+              <w:br/>
+              <w:t xml:space="preserve"/>
+            </w:r>
+            <w:r>
+              <w:rPr>
+                <w:rFonts w:ascii="Arial" w:cs="Arial" w:eastAsia="Arial" w:hAnsi="Arial"/>
+                <w:b/>
+                <w:bCs/>
+                <w:i w:val="false"/>
+                <w:iCs w:val="false"/>
+                <w:color w:val="000000"/>
+                <w:sz w:val="20"/>
+                <w:szCs w:val="20"/>
+              </w:rPr>
+              <w:t xml:space="preserve">Vocabulary Preview — </w:t>
+            </w:r>
+            <w:r>
+              <w:rPr>
+                <w:rFonts w:ascii="Arial" w:cs="Arial" w:eastAsia="Arial" w:hAnsi="Arial"/>
+                <w:b w:val="false"/>
+                <w:bCs w:val="false"/>
+                <w:i w:val="false"/>
+                <w:iCs w:val="false"/>
+                <w:color w:val="000000"/>
+                <w:sz w:val="20"/>
+                <w:szCs w:val="20"/>
+              </w:rPr>
+              <w:t xml:space="preserve">terms we'll use today:</w:t>
+            </w:r>
+            <w:r>
+              <w:rPr>
+                <w:rFonts w:ascii="Arial" w:cs="Arial" w:eastAsia="Arial" w:hAnsi="Arial"/>
+                <w:sz w:val="20"/>
+                <w:szCs w:val="20"/>
+              </w:rPr>
+              <w:br/>
+              <w:t xml:space="preserve"/>
+            </w:r>
+            <w:r>
+              <w:rPr>
+                <w:rFonts w:ascii="Arial" w:cs="Arial" w:eastAsia="Arial" w:hAnsi="Arial"/>
+                <w:b w:val="false"/>
+                <w:bCs w:val="false"/>
+                <w:i w:val="false"/>
+                <w:iCs w:val="false"/>
+                <w:color w:val="000000"/>
+                <w:sz w:val="20"/>
+                <w:szCs w:val="20"/>
+              </w:rPr>
+              <w:t xml:space="preserve">    • Game Rules</w:t>
+            </w:r>
+            <w:r>
+              <w:rPr>
+                <w:rFonts w:ascii="Arial" w:cs="Arial" w:eastAsia="Arial" w:hAnsi="Arial"/>
+                <w:sz w:val="20"/>
+                <w:szCs w:val="20"/>
+              </w:rPr>
+              <w:br/>
+              <w:t xml:space="preserve"/>
+            </w:r>
+            <w:r>
+              <w:rPr>
+                <w:rFonts w:ascii="Arial" w:cs="Arial" w:eastAsia="Arial" w:hAnsi="Arial"/>
+                <w:sz w:val="20"/>
+                <w:szCs w:val="20"/>
+              </w:rPr>
+              <w:br/>
+              <w:t xml:space="preserve"/>
+            </w:r>
+            <w:r>
+              <w:rPr>
+                <w:rFonts w:ascii="Arial" w:cs="Arial" w:eastAsia="Arial" w:hAnsi="Arial"/>
+                <w:b w:val="false"/>
+                <w:bCs w:val="false"/>
+                <w:i/>
+                <w:iCs/>
+                <w:color w:val="444444"/>
+                <w:sz w:val="20"/>
+                <w:szCs w:val="20"/>
+              </w:rPr>
+              <w:t xml:space="preserve">Today's Goal: By the end of class you will be able to build a complete game that applies conditionals to game logic and win/loss determination.</w:t>
+            </w:r>
+            <w:r>
+              <w:rPr>
+                <w:rFonts w:ascii="Arial" w:cs="Arial" w:eastAsia="Arial" w:hAnsi="Arial"/>
+                <w:sz w:val="20"/>
+                <w:szCs w:val="20"/>
+              </w:rPr>
+              <w:br/>
+              <w:t xml:space="preserve"/>
+            </w:r>
+            <w:r>
+              <w:rPr>
+                <w:rFonts w:ascii="Arial" w:cs="Arial" w:eastAsia="Arial" w:hAnsi="Arial"/>
+                <w:b w:val="false"/>
+                <w:bCs w:val="false"/>
+                <w:i/>
+                <w:iCs/>
+                <w:color w:val="555555"/>
+                <w:sz w:val="20"/>
+                <w:szCs w:val="20"/>
+              </w:rPr>
+              <w:t xml:space="preserve">→ Pair-share your response, then 2–3 students share with the class.</w:t>
             </w:r>
           </w:p>
         </w:tc>
@@ -319,9 +515,9 @@
               <w:right w:val="single" w:color="CCCCCC" w:sz="1"/>
             </w:tcBorders>
             <w:tcMar>
-              <w:top w:type="dxa" w:w="60"/>
+              <w:top w:type="dxa" w:w="80"/>
               <w:left w:type="dxa" w:w="120"/>
-              <w:bottom w:type="dxa" w:w="60"/>
+              <w:bottom w:type="dxa" w:w="80"/>
               <w:right w:type="dxa" w:w="120"/>
             </w:tcMar>
           </w:tcPr>
@@ -348,20 +544,446 @@
               <w:right w:val="single" w:color="CCCCCC" w:sz="1"/>
             </w:tcBorders>
             <w:tcMar>
-              <w:top w:type="dxa" w:w="60"/>
+              <w:top w:type="dxa" w:w="80"/>
               <w:left w:type="dxa" w:w="120"/>
-              <w:bottom w:type="dxa" w:w="60"/>
+              <w:bottom w:type="dxa" w:w="80"/>
               <w:right w:type="dxa" w:w="120"/>
             </w:tcMar>
           </w:tcPr>
           <w:p>
-            <w:r>
-              <w:rPr>
-                <w:rFonts w:ascii="Arial" w:cs="Arial" w:eastAsia="Arial" w:hAnsi="Arial"/>
-                <w:sz w:val="20"/>
-                <w:szCs w:val="20"/>
-              </w:rPr>
-              <w:t xml:space="preserve">Mini Lesson: Rock-Paper-Scissors Game</w:t>
+            <w:pPr>
+              <w:spacing w:after="80" w:before="80"/>
+            </w:pPr>
+            <w:r>
+              <w:rPr>
+                <w:rFonts w:ascii="Arial" w:cs="Arial" w:eastAsia="Arial" w:hAnsi="Arial"/>
+                <w:b/>
+                <w:bCs/>
+                <w:i w:val="false"/>
+                <w:iCs w:val="false"/>
+                <w:color w:val="000000"/>
+                <w:sz w:val="22"/>
+                <w:szCs w:val="22"/>
+              </w:rPr>
+              <w:t xml:space="preserve">Mini Lesson: </w:t>
+            </w:r>
+            <w:r>
+              <w:rPr>
+                <w:rFonts w:ascii="Arial" w:cs="Arial" w:eastAsia="Arial" w:hAnsi="Arial"/>
+                <w:b w:val="false"/>
+                <w:bCs w:val="false"/>
+                <w:i w:val="false"/>
+                <w:iCs w:val="false"/>
+                <w:color w:val="000000"/>
+                <w:sz w:val="22"/>
+                <w:szCs w:val="22"/>
+              </w:rPr>
+              <w:t xml:space="preserve">Rock-Paper-Scissors Game</w:t>
+            </w:r>
+            <w:r>
+              <w:rPr>
+                <w:rFonts w:ascii="Arial" w:cs="Arial" w:eastAsia="Arial" w:hAnsi="Arial"/>
+                <w:sz w:val="20"/>
+                <w:szCs w:val="20"/>
+              </w:rPr>
+              <w:br/>
+              <w:t xml:space="preserve"/>
+            </w:r>
+            <w:r>
+              <w:rPr>
+                <w:rFonts w:ascii="Arial" w:cs="Arial" w:eastAsia="Arial" w:hAnsi="Arial"/>
+                <w:sz w:val="20"/>
+                <w:szCs w:val="20"/>
+              </w:rPr>
+              <w:br/>
+              <w:t xml:space="preserve"/>
+            </w:r>
+            <w:r>
+              <w:rPr>
+                <w:rFonts w:ascii="Arial" w:cs="Arial" w:eastAsia="Arial" w:hAnsi="Arial"/>
+                <w:b/>
+                <w:bCs/>
+                <w:i/>
+                <w:iCs/>
+                <w:color w:val="000000"/>
+                <w:sz w:val="20"/>
+                <w:szCs w:val="20"/>
+              </w:rPr>
+              <w:t xml:space="preserve">Learning Target: </w:t>
+            </w:r>
+            <w:r>
+              <w:rPr>
+                <w:rFonts w:ascii="Arial" w:cs="Arial" w:eastAsia="Arial" w:hAnsi="Arial"/>
+                <w:b w:val="false"/>
+                <w:bCs w:val="false"/>
+                <w:i/>
+                <w:iCs/>
+                <w:color w:val="333333"/>
+                <w:sz w:val="20"/>
+                <w:szCs w:val="20"/>
+              </w:rPr>
+              <w:t xml:space="preserve">I can build a complete game that applies conditionals to game logic and win/loss determination.</w:t>
+            </w:r>
+            <w:r>
+              <w:rPr>
+                <w:rFonts w:ascii="Arial" w:cs="Arial" w:eastAsia="Arial" w:hAnsi="Arial"/>
+                <w:sz w:val="20"/>
+                <w:szCs w:val="20"/>
+              </w:rPr>
+              <w:br/>
+              <w:t xml:space="preserve"/>
+            </w:r>
+            <w:r>
+              <w:rPr>
+                <w:rFonts w:ascii="Arial" w:cs="Arial" w:eastAsia="Arial" w:hAnsi="Arial"/>
+                <w:sz w:val="20"/>
+                <w:szCs w:val="20"/>
+              </w:rPr>
+              <w:br/>
+              <w:t xml:space="preserve"/>
+            </w:r>
+            <w:r>
+              <w:rPr>
+                <w:rFonts w:ascii="Arial" w:cs="Arial" w:eastAsia="Arial" w:hAnsi="Arial"/>
+                <w:b w:val="false"/>
+                <w:bCs w:val="false"/>
+                <w:i w:val="false"/>
+                <w:iCs w:val="false"/>
+                <w:color w:val="000000"/>
+                <w:sz w:val="20"/>
+                <w:szCs w:val="20"/>
+              </w:rPr>
+              <w:t xml:space="preserve">Rock-Paper-Scissors is an ideal conditional exercise:</w:t>
+            </w:r>
+            <w:r>
+              <w:rPr>
+                <w:rFonts w:ascii="Arial" w:cs="Arial" w:eastAsia="Arial" w:hAnsi="Arial"/>
+                <w:sz w:val="20"/>
+                <w:szCs w:val="20"/>
+              </w:rPr>
+              <w:br/>
+              <w:t xml:space="preserve"/>
+            </w:r>
+            <w:r>
+              <w:rPr>
+                <w:rFonts w:ascii="Arial" w:cs="Arial" w:eastAsia="Arial" w:hAnsi="Arial"/>
+                <w:sz w:val="20"/>
+                <w:szCs w:val="20"/>
+              </w:rPr>
+              <w:br/>
+              <w:t xml:space="preserve"/>
+            </w:r>
+            <w:r>
+              <w:rPr>
+                <w:rFonts w:ascii="Arial" w:cs="Arial" w:eastAsia="Arial" w:hAnsi="Arial"/>
+                <w:b/>
+                <w:bCs/>
+                <w:i w:val="false"/>
+                <w:iCs w:val="false"/>
+                <w:color w:val="000000"/>
+                <w:sz w:val="20"/>
+                <w:szCs w:val="20"/>
+              </w:rPr>
+              <w:t xml:space="preserve">Key Concepts:</w:t>
+            </w:r>
+            <w:r>
+              <w:rPr>
+                <w:rFonts w:ascii="Arial" w:cs="Arial" w:eastAsia="Arial" w:hAnsi="Arial"/>
+                <w:sz w:val="20"/>
+                <w:szCs w:val="20"/>
+              </w:rPr>
+              <w:br/>
+              <w:t xml:space="preserve"/>
+            </w:r>
+            <w:r>
+              <w:rPr>
+                <w:rFonts w:ascii="Arial" w:cs="Arial" w:eastAsia="Arial" w:hAnsi="Arial"/>
+                <w:b w:val="false"/>
+                <w:bCs w:val="false"/>
+                <w:i w:val="false"/>
+                <w:iCs w:val="false"/>
+                <w:color w:val="000000"/>
+                <w:sz w:val="20"/>
+                <w:szCs w:val="20"/>
+              </w:rPr>
+              <w:t xml:space="preserve">    • Two players (user vs. computer)</w:t>
+            </w:r>
+            <w:r>
+              <w:rPr>
+                <w:rFonts w:ascii="Arial" w:cs="Arial" w:eastAsia="Arial" w:hAnsi="Arial"/>
+                <w:sz w:val="20"/>
+                <w:szCs w:val="20"/>
+              </w:rPr>
+              <w:br/>
+              <w:t xml:space="preserve"/>
+            </w:r>
+            <w:r>
+              <w:rPr>
+                <w:rFonts w:ascii="Arial" w:cs="Arial" w:eastAsia="Arial" w:hAnsi="Arial"/>
+                <w:b w:val="false"/>
+                <w:bCs w:val="false"/>
+                <w:i w:val="false"/>
+                <w:iCs w:val="false"/>
+                <w:color w:val="000000"/>
+                <w:sz w:val="20"/>
+                <w:szCs w:val="20"/>
+              </w:rPr>
+              <w:t xml:space="preserve">    • Multiple outcomes (win, lose, tie)</w:t>
+            </w:r>
+            <w:r>
+              <w:rPr>
+                <w:rFonts w:ascii="Arial" w:cs="Arial" w:eastAsia="Arial" w:hAnsi="Arial"/>
+                <w:sz w:val="20"/>
+                <w:szCs w:val="20"/>
+              </w:rPr>
+              <w:br/>
+              <w:t xml:space="preserve"/>
+            </w:r>
+            <w:r>
+              <w:rPr>
+                <w:rFonts w:ascii="Arial" w:cs="Arial" w:eastAsia="Arial" w:hAnsi="Arial"/>
+                <w:b w:val="false"/>
+                <w:bCs w:val="false"/>
+                <w:i w:val="false"/>
+                <w:iCs w:val="false"/>
+                <w:color w:val="000000"/>
+                <w:sz w:val="20"/>
+                <w:szCs w:val="20"/>
+              </w:rPr>
+              <w:t xml:space="preserve">    • Logic-based: rock beats scissors, scissors beats paper, paper beats rock</w:t>
+            </w:r>
+            <w:r>
+              <w:rPr>
+                <w:rFonts w:ascii="Arial" w:cs="Arial" w:eastAsia="Arial" w:hAnsi="Arial"/>
+                <w:sz w:val="20"/>
+                <w:szCs w:val="20"/>
+              </w:rPr>
+              <w:br/>
+              <w:t xml:space="preserve"/>
+            </w:r>
+            <w:r>
+              <w:rPr>
+                <w:rFonts w:ascii="Arial" w:cs="Arial" w:eastAsia="Arial" w:hAnsi="Arial"/>
+                <w:b w:val="false"/>
+                <w:bCs w:val="false"/>
+                <w:i w:val="false"/>
+                <w:iCs w:val="false"/>
+                <w:color w:val="000000"/>
+                <w:sz w:val="20"/>
+                <w:szCs w:val="20"/>
+              </w:rPr>
+              <w:t xml:space="preserve">    • Demonstrates all conditional concepts in context</w:t>
+            </w:r>
+            <w:r>
+              <w:rPr>
+                <w:rFonts w:ascii="Arial" w:cs="Arial" w:eastAsia="Arial" w:hAnsi="Arial"/>
+                <w:sz w:val="20"/>
+                <w:szCs w:val="20"/>
+              </w:rPr>
+              <w:br/>
+              <w:t xml:space="preserve"/>
+            </w:r>
+            <w:r>
+              <w:rPr>
+                <w:rFonts w:ascii="Arial" w:cs="Arial" w:eastAsia="Arial" w:hAnsi="Arial"/>
+                <w:b w:val="false"/>
+                <w:bCs w:val="false"/>
+                <w:i w:val="false"/>
+                <w:iCs w:val="false"/>
+                <w:color w:val="000000"/>
+                <w:sz w:val="20"/>
+                <w:szCs w:val="20"/>
+              </w:rPr>
+              <w:t xml:space="preserve">    • Rock beats Scissors</w:t>
+            </w:r>
+            <w:r>
+              <w:rPr>
+                <w:rFonts w:ascii="Arial" w:cs="Arial" w:eastAsia="Arial" w:hAnsi="Arial"/>
+                <w:sz w:val="20"/>
+                <w:szCs w:val="20"/>
+              </w:rPr>
+              <w:br/>
+              <w:t xml:space="preserve"/>
+            </w:r>
+            <w:r>
+              <w:rPr>
+                <w:rFonts w:ascii="Arial" w:cs="Arial" w:eastAsia="Arial" w:hAnsi="Arial"/>
+                <w:b w:val="false"/>
+                <w:bCs w:val="false"/>
+                <w:i w:val="false"/>
+                <w:iCs w:val="false"/>
+                <w:color w:val="000000"/>
+                <w:sz w:val="20"/>
+                <w:szCs w:val="20"/>
+              </w:rPr>
+              <w:t xml:space="preserve">    • Scissors beats Paper</w:t>
+            </w:r>
+            <w:r>
+              <w:rPr>
+                <w:rFonts w:ascii="Arial" w:cs="Arial" w:eastAsia="Arial" w:hAnsi="Arial"/>
+                <w:sz w:val="20"/>
+                <w:szCs w:val="20"/>
+              </w:rPr>
+              <w:br/>
+              <w:t xml:space="preserve"/>
+            </w:r>
+            <w:r>
+              <w:rPr>
+                <w:rFonts w:ascii="Arial" w:cs="Arial" w:eastAsia="Arial" w:hAnsi="Arial"/>
+                <w:b w:val="false"/>
+                <w:bCs w:val="false"/>
+                <w:i w:val="false"/>
+                <w:iCs w:val="false"/>
+                <w:color w:val="000000"/>
+                <w:sz w:val="20"/>
+                <w:szCs w:val="20"/>
+              </w:rPr>
+              <w:t xml:space="preserve">    • Paper beats Rock</w:t>
+            </w:r>
+            <w:r>
+              <w:rPr>
+                <w:rFonts w:ascii="Arial" w:cs="Arial" w:eastAsia="Arial" w:hAnsi="Arial"/>
+                <w:sz w:val="20"/>
+                <w:szCs w:val="20"/>
+              </w:rPr>
+              <w:br/>
+              <w:t xml:space="preserve"/>
+            </w:r>
+            <w:r>
+              <w:rPr>
+                <w:rFonts w:ascii="Arial" w:cs="Arial" w:eastAsia="Arial" w:hAnsi="Arial"/>
+                <w:b w:val="false"/>
+                <w:bCs w:val="false"/>
+                <w:i w:val="false"/>
+                <w:iCs w:val="false"/>
+                <w:color w:val="000000"/>
+                <w:sz w:val="20"/>
+                <w:szCs w:val="20"/>
+              </w:rPr>
+              <w:t xml:space="preserve">    • Same choice = Tie</w:t>
+            </w:r>
+            <w:r>
+              <w:rPr>
+                <w:rFonts w:ascii="Arial" w:cs="Arial" w:eastAsia="Arial" w:hAnsi="Arial"/>
+                <w:sz w:val="20"/>
+                <w:szCs w:val="20"/>
+              </w:rPr>
+              <w:br/>
+              <w:t xml:space="preserve"/>
+            </w:r>
+            <w:r>
+              <w:rPr>
+                <w:rFonts w:ascii="Arial" w:cs="Arial" w:eastAsia="Arial" w:hAnsi="Arial"/>
+                <w:sz w:val="20"/>
+                <w:szCs w:val="20"/>
+              </w:rPr>
+              <w:br/>
+              <w:t xml:space="preserve"/>
+            </w:r>
+            <w:r>
+              <w:rPr>
+                <w:rFonts w:ascii="Arial" w:cs="Arial" w:eastAsia="Arial" w:hAnsi="Arial"/>
+                <w:b/>
+                <w:bCs/>
+                <w:i w:val="false"/>
+                <w:iCs w:val="false"/>
+                <w:color w:val="000000"/>
+                <w:sz w:val="20"/>
+                <w:szCs w:val="20"/>
+              </w:rPr>
+              <w:t xml:space="preserve">Vocabulary: </w:t>
+            </w:r>
+            <w:r>
+              <w:rPr>
+                <w:rFonts w:ascii="Arial" w:cs="Arial" w:eastAsia="Arial" w:hAnsi="Arial"/>
+                <w:b w:val="false"/>
+                <w:bCs w:val="false"/>
+                <w:i w:val="false"/>
+                <w:iCs w:val="false"/>
+                <w:color w:val="000000"/>
+                <w:sz w:val="20"/>
+                <w:szCs w:val="20"/>
+              </w:rPr>
+              <w:t xml:space="preserve">Game Rules</w:t>
+            </w:r>
+            <w:r>
+              <w:rPr>
+                <w:rFonts w:ascii="Arial" w:cs="Arial" w:eastAsia="Arial" w:hAnsi="Arial"/>
+                <w:sz w:val="20"/>
+                <w:szCs w:val="20"/>
+              </w:rPr>
+              <w:br/>
+              <w:t xml:space="preserve"/>
+            </w:r>
+            <w:r>
+              <w:rPr>
+                <w:rFonts w:ascii="Arial" w:cs="Arial" w:eastAsia="Arial" w:hAnsi="Arial"/>
+                <w:sz w:val="20"/>
+                <w:szCs w:val="20"/>
+              </w:rPr>
+              <w:br/>
+              <w:t xml:space="preserve"/>
+            </w:r>
+            <w:r>
+              <w:rPr>
+                <w:rFonts w:ascii="Arial" w:cs="Arial" w:eastAsia="Arial" w:hAnsi="Arial"/>
+                <w:b/>
+                <w:bCs/>
+                <w:i/>
+                <w:iCs/>
+                <w:color w:val="555555"/>
+                <w:sz w:val="20"/>
+                <w:szCs w:val="20"/>
+              </w:rPr>
+              <w:t xml:space="preserve">→ Live Demo — </w:t>
+            </w:r>
+            <w:r>
+              <w:rPr>
+                <w:rFonts w:ascii="Arial" w:cs="Arial" w:eastAsia="Arial" w:hAnsi="Arial"/>
+                <w:b w:val="false"/>
+                <w:bCs w:val="false"/>
+                <w:i/>
+                <w:iCs/>
+                <w:color w:val="555555"/>
+                <w:sz w:val="20"/>
+                <w:szCs w:val="20"/>
+              </w:rPr>
+              <w:t xml:space="preserve">type examples as students follow along in their own editor.</w:t>
+            </w:r>
+            <w:r>
+              <w:rPr>
+                <w:rFonts w:ascii="Arial" w:cs="Arial" w:eastAsia="Arial" w:hAnsi="Arial"/>
+                <w:sz w:val="20"/>
+                <w:szCs w:val="20"/>
+              </w:rPr>
+              <w:br/>
+              <w:t xml:space="preserve"/>
+            </w:r>
+            <w:r>
+              <w:rPr>
+                <w:rFonts w:ascii="Arial" w:cs="Arial" w:eastAsia="Arial" w:hAnsi="Arial"/>
+                <w:b/>
+                <w:bCs/>
+                <w:i/>
+                <w:iCs/>
+                <w:color w:val="555555"/>
+                <w:sz w:val="20"/>
+                <w:szCs w:val="20"/>
+              </w:rPr>
+              <w:t xml:space="preserve">→ Check for Understanding: </w:t>
+            </w:r>
+            <w:r>
+              <w:rPr>
+                <w:rFonts w:ascii="Arial" w:cs="Arial" w:eastAsia="Arial" w:hAnsi="Arial"/>
+                <w:b w:val="false"/>
+                <w:bCs w:val="false"/>
+                <w:i/>
+                <w:iCs/>
+                <w:color w:val="555555"/>
+                <w:sz w:val="20"/>
+                <w:szCs w:val="20"/>
+              </w:rPr>
+              <w:t xml:space="preserve">pause and cold-call: “Can someone explain what we just did in their own words?”</w:t>
             </w:r>
           </w:p>
         </w:tc>
@@ -377,9 +999,9 @@
               <w:right w:val="single" w:color="CCCCCC" w:sz="1"/>
             </w:tcBorders>
             <w:tcMar>
-              <w:top w:type="dxa" w:w="60"/>
+              <w:top w:type="dxa" w:w="80"/>
               <w:left w:type="dxa" w:w="120"/>
-              <w:bottom w:type="dxa" w:w="60"/>
+              <w:bottom w:type="dxa" w:w="80"/>
               <w:right w:type="dxa" w:w="120"/>
             </w:tcMar>
           </w:tcPr>
@@ -406,20 +1028,90 @@
               <w:right w:val="single" w:color="CCCCCC" w:sz="1"/>
             </w:tcBorders>
             <w:tcMar>
-              <w:top w:type="dxa" w:w="60"/>
+              <w:top w:type="dxa" w:w="80"/>
               <w:left w:type="dxa" w:w="120"/>
-              <w:bottom w:type="dxa" w:w="60"/>
+              <w:bottom w:type="dxa" w:w="80"/>
               <w:right w:type="dxa" w:w="120"/>
             </w:tcMar>
           </w:tcPr>
           <w:p>
-            <w:r>
-              <w:rPr>
-                <w:rFonts w:ascii="Arial" w:cs="Arial" w:eastAsia="Arial" w:hAnsi="Arial"/>
-                <w:sz w:val="20"/>
-                <w:szCs w:val="20"/>
+            <w:pPr>
+              <w:spacing w:after="80" w:before="80"/>
+            </w:pPr>
+            <w:r>
+              <w:rPr>
+                <w:rFonts w:ascii="Arial" w:cs="Arial" w:eastAsia="Arial" w:hAnsi="Arial"/>
+                <w:b/>
+                <w:bCs/>
+                <w:i w:val="false"/>
+                <w:iCs w:val="false"/>
+                <w:color w:val="000000"/>
+                <w:sz w:val="22"/>
+                <w:szCs w:val="22"/>
               </w:rPr>
               <w:t xml:space="preserve">Guided Practice</w:t>
+            </w:r>
+            <w:r>
+              <w:rPr>
+                <w:rFonts w:ascii="Arial" w:cs="Arial" w:eastAsia="Arial" w:hAnsi="Arial"/>
+                <w:sz w:val="20"/>
+                <w:szCs w:val="20"/>
+              </w:rPr>
+              <w:br/>
+              <w:t xml:space="preserve"/>
+            </w:r>
+            <w:r>
+              <w:rPr>
+                <w:rFonts w:ascii="Arial" w:cs="Arial" w:eastAsia="Arial" w:hAnsi="Arial"/>
+                <w:sz w:val="20"/>
+                <w:szCs w:val="20"/>
+              </w:rPr>
+              <w:br/>
+              <w:t xml:space="preserve"/>
+            </w:r>
+            <w:r>
+              <w:rPr>
+                <w:rFonts w:ascii="Arial" w:cs="Arial" w:eastAsia="Arial" w:hAnsi="Arial"/>
+                <w:b w:val="false"/>
+                <w:bCs w:val="false"/>
+                <w:i w:val="false"/>
+                <w:iCs w:val="false"/>
+                <w:color w:val="000000"/>
+                <w:sz w:val="20"/>
+                <w:szCs w:val="20"/>
+              </w:rPr>
+              <w:t xml:space="preserve">Activity: Implement Basic Version</w:t>
+            </w:r>
+            <w:r>
+              <w:rPr>
+                <w:rFonts w:ascii="Arial" w:cs="Arial" w:eastAsia="Arial" w:hAnsi="Arial"/>
+                <w:sz w:val="20"/>
+                <w:szCs w:val="20"/>
+              </w:rPr>
+              <w:br/>
+              <w:t xml:space="preserve"/>
+            </w:r>
+            <w:r>
+              <w:rPr>
+                <w:rFonts w:ascii="Arial" w:cs="Arial" w:eastAsia="Arial" w:hAnsi="Arial"/>
+                <w:sz w:val="20"/>
+                <w:szCs w:val="20"/>
+              </w:rPr>
+              <w:br/>
+              <w:t xml:space="preserve"/>
+            </w:r>
+            <w:r>
+              <w:rPr>
+                <w:rFonts w:ascii="Arial" w:cs="Arial" w:eastAsia="Arial" w:hAnsi="Arial"/>
+                <w:b w:val="false"/>
+                <w:bCs w:val="false"/>
+                <w:i/>
+                <w:iCs/>
+                <w:color w:val="555555"/>
+                <w:sz w:val="20"/>
+                <w:szCs w:val="20"/>
+              </w:rPr>
+              <w:t xml:space="preserve">→ Teacher models — students try alongside, then compare results.</w:t>
             </w:r>
           </w:p>
         </w:tc>
@@ -435,9 +1127,9 @@
               <w:right w:val="single" w:color="CCCCCC" w:sz="1"/>
             </w:tcBorders>
             <w:tcMar>
-              <w:top w:type="dxa" w:w="60"/>
+              <w:top w:type="dxa" w:w="80"/>
               <w:left w:type="dxa" w:w="120"/>
-              <w:bottom w:type="dxa" w:w="60"/>
+              <w:bottom w:type="dxa" w:w="80"/>
               <w:right w:type="dxa" w:w="120"/>
             </w:tcMar>
           </w:tcPr>
@@ -450,7 +1142,7 @@
                 <w:sz w:val="20"/>
                 <w:szCs w:val="20"/>
               </w:rPr>
-              <w:t xml:space="preserve">15-20 min</w:t>
+              <w:t xml:space="preserve">15–20 min</w:t>
             </w:r>
           </w:p>
         </w:tc>
@@ -464,20 +1156,164 @@
               <w:right w:val="single" w:color="CCCCCC" w:sz="1"/>
             </w:tcBorders>
             <w:tcMar>
-              <w:top w:type="dxa" w:w="60"/>
+              <w:top w:type="dxa" w:w="80"/>
               <w:left w:type="dxa" w:w="120"/>
-              <w:bottom w:type="dxa" w:w="60"/>
+              <w:bottom w:type="dxa" w:w="80"/>
               <w:right w:type="dxa" w:w="120"/>
             </w:tcMar>
           </w:tcPr>
           <w:p>
-            <w:r>
-              <w:rPr>
-                <w:rFonts w:ascii="Arial" w:cs="Arial" w:eastAsia="Arial" w:hAnsi="Arial"/>
-                <w:sz w:val="20"/>
-                <w:szCs w:val="20"/>
+            <w:pPr>
+              <w:spacing w:after="80" w:before="80"/>
+            </w:pPr>
+            <w:r>
+              <w:rPr>
+                <w:rFonts w:ascii="Arial" w:cs="Arial" w:eastAsia="Arial" w:hAnsi="Arial"/>
+                <w:b/>
+                <w:bCs/>
+                <w:i w:val="false"/>
+                <w:iCs w:val="false"/>
+                <w:color w:val="000000"/>
+                <w:sz w:val="22"/>
+                <w:szCs w:val="22"/>
               </w:rPr>
               <w:t xml:space="preserve">Independent Practice / Code Along</w:t>
+            </w:r>
+            <w:r>
+              <w:rPr>
+                <w:rFonts w:ascii="Arial" w:cs="Arial" w:eastAsia="Arial" w:hAnsi="Arial"/>
+                <w:sz w:val="20"/>
+                <w:szCs w:val="20"/>
+              </w:rPr>
+              <w:br/>
+              <w:t xml:space="preserve"/>
+            </w:r>
+            <w:r>
+              <w:rPr>
+                <w:rFonts w:ascii="Arial" w:cs="Arial" w:eastAsia="Arial" w:hAnsi="Arial"/>
+                <w:b/>
+                <w:bCs/>
+                <w:i w:val="false"/>
+                <w:iCs w:val="false"/>
+                <w:color w:val="000000"/>
+                <w:sz w:val="20"/>
+                <w:szCs w:val="20"/>
+              </w:rPr>
+              <w:t xml:space="preserve">    Beginner: </w:t>
+            </w:r>
+            <w:r>
+              <w:rPr>
+                <w:rFonts w:ascii="Arial" w:cs="Arial" w:eastAsia="Arial" w:hAnsi="Arial"/>
+                <w:b w:val="false"/>
+                <w:bCs w:val="false"/>
+                <w:i w:val="false"/>
+                <w:iCs w:val="false"/>
+                <w:color w:val="000000"/>
+                <w:sz w:val="20"/>
+                <w:szCs w:val="20"/>
+              </w:rPr>
+              <w:t xml:space="preserve">: Check if player_choice in ["rock", "paper", "scissors"]: -</w:t>
+            </w:r>
+            <w:r>
+              <w:rPr>
+                <w:rFonts w:ascii="Arial" w:cs="Arial" w:eastAsia="Arial" w:hAnsi="Arial"/>
+                <w:sz w:val="20"/>
+                <w:szCs w:val="20"/>
+              </w:rPr>
+              <w:br/>
+              <w:t xml:space="preserve"/>
+            </w:r>
+            <w:r>
+              <w:rPr>
+                <w:rFonts w:ascii="Arial" w:cs="Arial" w:eastAsia="Arial" w:hAnsi="Arial"/>
+                <w:b/>
+                <w:bCs/>
+                <w:i w:val="false"/>
+                <w:iCs w:val="false"/>
+                <w:color w:val="000000"/>
+                <w:sz w:val="20"/>
+                <w:szCs w:val="20"/>
+              </w:rPr>
+              <w:t xml:space="preserve">    Intermediate: </w:t>
+            </w:r>
+            <w:r>
+              <w:rPr>
+                <w:rFonts w:ascii="Arial" w:cs="Arial" w:eastAsia="Arial" w:hAnsi="Arial"/>
+                <w:b w:val="false"/>
+                <w:bCs w:val="false"/>
+                <w:i w:val="false"/>
+                <w:iCs w:val="false"/>
+                <w:color w:val="000000"/>
+                <w:sz w:val="20"/>
+                <w:szCs w:val="20"/>
+              </w:rPr>
+              <w:t xml:space="preserve">: Add all three winning conditions for player -</w:t>
+            </w:r>
+            <w:r>
+              <w:rPr>
+                <w:rFonts w:ascii="Arial" w:cs="Arial" w:eastAsia="Arial" w:hAnsi="Arial"/>
+                <w:sz w:val="20"/>
+                <w:szCs w:val="20"/>
+              </w:rPr>
+              <w:br/>
+              <w:t xml:space="preserve"/>
+            </w:r>
+            <w:r>
+              <w:rPr>
+                <w:rFonts w:ascii="Arial" w:cs="Arial" w:eastAsia="Arial" w:hAnsi="Arial"/>
+                <w:b/>
+                <w:bCs/>
+                <w:i w:val="false"/>
+                <w:iCs w:val="false"/>
+                <w:color w:val="000000"/>
+                <w:sz w:val="20"/>
+                <w:szCs w:val="20"/>
+              </w:rPr>
+              <w:t xml:space="preserve">    Challenge: </w:t>
+            </w:r>
+            <w:r>
+              <w:rPr>
+                <w:rFonts w:ascii="Arial" w:cs="Arial" w:eastAsia="Arial" w:hAnsi="Arial"/>
+                <w:b w:val="false"/>
+                <w:bCs w:val="false"/>
+                <w:i w:val="false"/>
+                <w:iCs w:val="false"/>
+                <w:color w:val="000000"/>
+                <w:sz w:val="20"/>
+                <w:szCs w:val="20"/>
+              </w:rPr>
+              <w:t xml:space="preserve">: Track wins in a loop, compare scores at end --- ## Sample Answers ### Problem 1 Example --- ## Extension Ideas 1. Add best-of-N games 2. A…</w:t>
+            </w:r>
+            <w:r>
+              <w:rPr>
+                <w:rFonts w:ascii="Arial" w:cs="Arial" w:eastAsia="Arial" w:hAnsi="Arial"/>
+                <w:sz w:val="20"/>
+                <w:szCs w:val="20"/>
+              </w:rPr>
+              <w:br/>
+              <w:t xml:space="preserve"/>
+            </w:r>
+            <w:r>
+              <w:rPr>
+                <w:rFonts w:ascii="Arial" w:cs="Arial" w:eastAsia="Arial" w:hAnsi="Arial"/>
+                <w:sz w:val="20"/>
+                <w:szCs w:val="20"/>
+              </w:rPr>
+              <w:br/>
+              <w:t xml:space="preserve"/>
+            </w:r>
+            <w:r>
+              <w:rPr>
+                <w:rFonts w:ascii="Arial" w:cs="Arial" w:eastAsia="Arial" w:hAnsi="Arial"/>
+                <w:b w:val="false"/>
+                <w:bCs w:val="false"/>
+                <w:i/>
+                <w:iCs/>
+                <w:color w:val="555555"/>
+                <w:sz w:val="20"/>
+                <w:szCs w:val="20"/>
+              </w:rPr>
+              <w:t xml:space="preserve">→ Teacher circulates — offer hints, check for understanding.</w:t>
             </w:r>
           </w:p>
         </w:tc>
@@ -493,9 +1329,9 @@
               <w:right w:val="single" w:color="CCCCCC" w:sz="1"/>
             </w:tcBorders>
             <w:tcMar>
-              <w:top w:type="dxa" w:w="60"/>
+              <w:top w:type="dxa" w:w="80"/>
               <w:left w:type="dxa" w:w="120"/>
-              <w:bottom w:type="dxa" w:w="60"/>
+              <w:bottom w:type="dxa" w:w="80"/>
               <w:right w:type="dxa" w:w="120"/>
             </w:tcMar>
           </w:tcPr>
@@ -522,20 +1358,90 @@
               <w:right w:val="single" w:color="CCCCCC" w:sz="1"/>
             </w:tcBorders>
             <w:tcMar>
-              <w:top w:type="dxa" w:w="60"/>
+              <w:top w:type="dxa" w:w="80"/>
               <w:left w:type="dxa" w:w="120"/>
-              <w:bottom w:type="dxa" w:w="60"/>
+              <w:bottom w:type="dxa" w:w="80"/>
               <w:right w:type="dxa" w:w="120"/>
             </w:tcMar>
           </w:tcPr>
           <w:p>
-            <w:r>
-              <w:rPr>
-                <w:rFonts w:ascii="Arial" w:cs="Arial" w:eastAsia="Arial" w:hAnsi="Arial"/>
-                <w:sz w:val="20"/>
-                <w:szCs w:val="20"/>
+            <w:pPr>
+              <w:spacing w:after="80" w:before="80"/>
+            </w:pPr>
+            <w:r>
+              <w:rPr>
+                <w:rFonts w:ascii="Arial" w:cs="Arial" w:eastAsia="Arial" w:hAnsi="Arial"/>
+                <w:b/>
+                <w:bCs/>
+                <w:i w:val="false"/>
+                <w:iCs w:val="false"/>
+                <w:color w:val="000000"/>
+                <w:sz w:val="22"/>
+                <w:szCs w:val="22"/>
               </w:rPr>
               <w:t xml:space="preserve">Exit Ticket / Wrap-Up</w:t>
+            </w:r>
+            <w:r>
+              <w:rPr>
+                <w:rFonts w:ascii="Arial" w:cs="Arial" w:eastAsia="Arial" w:hAnsi="Arial"/>
+                <w:sz w:val="20"/>
+                <w:szCs w:val="20"/>
+              </w:rPr>
+              <w:br/>
+              <w:t xml:space="preserve"/>
+            </w:r>
+            <w:r>
+              <w:rPr>
+                <w:rFonts w:ascii="Arial" w:cs="Arial" w:eastAsia="Arial" w:hAnsi="Arial"/>
+                <w:sz w:val="20"/>
+                <w:szCs w:val="20"/>
+              </w:rPr>
+              <w:br/>
+              <w:t xml:space="preserve"/>
+            </w:r>
+            <w:r>
+              <w:rPr>
+                <w:rFonts w:ascii="Arial" w:cs="Arial" w:eastAsia="Arial" w:hAnsi="Arial"/>
+                <w:b w:val="false"/>
+                <w:bCs w:val="false"/>
+                <w:i w:val="false"/>
+                <w:iCs w:val="false"/>
+                <w:color w:val="000000"/>
+                <w:sz w:val="20"/>
+                <w:szCs w:val="20"/>
+              </w:rPr>
+              <w:t xml:space="preserve">Quick Check: Build a complete game that applies conditionals to game logic and win/loss determination?</w:t>
+            </w:r>
+            <w:r>
+              <w:rPr>
+                <w:rFonts w:ascii="Arial" w:cs="Arial" w:eastAsia="Arial" w:hAnsi="Arial"/>
+                <w:sz w:val="20"/>
+                <w:szCs w:val="20"/>
+              </w:rPr>
+              <w:br/>
+              <w:t xml:space="preserve"/>
+            </w:r>
+            <w:r>
+              <w:rPr>
+                <w:rFonts w:ascii="Arial" w:cs="Arial" w:eastAsia="Arial" w:hAnsi="Arial"/>
+                <w:sz w:val="20"/>
+                <w:szCs w:val="20"/>
+              </w:rPr>
+              <w:br/>
+              <w:t xml:space="preserve"/>
+            </w:r>
+            <w:r>
+              <w:rPr>
+                <w:rFonts w:ascii="Arial" w:cs="Arial" w:eastAsia="Arial" w:hAnsi="Arial"/>
+                <w:b w:val="false"/>
+                <w:bCs w:val="false"/>
+                <w:i/>
+                <w:iCs/>
+                <w:color w:val="555555"/>
+                <w:sz w:val="20"/>
+                <w:szCs w:val="20"/>
+              </w:rPr>
+              <w:t xml:space="preserve">→ 3–2–1: Name 3 things learned, 2 new vocab words, 1 question you still have.</w:t>
             </w:r>
           </w:p>
         </w:tc>
@@ -860,7 +1766,7 @@
                 <w:sz w:val="18"/>
                 <w:szCs w:val="18"/>
               </w:rPr>
-              <w:t xml:space="preserve"># Single round</w:t>
+              <w:t xml:space="preserve"> </w:t>
             </w:r>
           </w:p>
           <w:p>
@@ -990,7 +1896,7 @@
                 <w:sz w:val="18"/>
                 <w:szCs w:val="18"/>
               </w:rPr>
-              <w:t xml:space="preserve"># Determine winner</w:t>
+              <w:t xml:space="preserve"> </w:t>
             </w:r>
           </w:p>
           <w:p>
@@ -1263,7 +2169,7 @@
                 <w:sz w:val="18"/>
                 <w:szCs w:val="18"/>
               </w:rPr>
-              <w:t xml:space="preserve"># Better version with logic table</w:t>
+              <w:t xml:space="preserve"> </w:t>
             </w:r>
           </w:p>
           <w:p>
@@ -1406,7 +2312,7 @@
                 <w:sz w:val="18"/>
                 <w:szCs w:val="18"/>
               </w:rPr>
-              <w:t xml:space="preserve"># Full game with validation</w:t>
+              <w:t xml:space="preserve"> </w:t>
             </w:r>
           </w:p>
           <w:p>
@@ -1770,7 +2676,7 @@
                 <w:sz w:val="18"/>
                 <w:szCs w:val="18"/>
               </w:rPr>
-              <w:t xml:space="preserve"># Multi-round with score tracking</w:t>
+              <w:t xml:space="preserve"> </w:t>
             </w:r>
           </w:p>
           <w:p>
@@ -2305,7 +3211,7 @@
                 <w:sz w:val="18"/>
                 <w:szCs w:val="18"/>
               </w:rPr>
-              <w:t xml:space="preserve"># Game setup</w:t>
+              <w:t xml:space="preserve"> </w:t>
             </w:r>
           </w:p>
           <w:p>
@@ -2357,7 +3263,7 @@
                 <w:sz w:val="18"/>
                 <w:szCs w:val="18"/>
               </w:rPr>
-              <w:t xml:space="preserve"># Display choices</w:t>
+              <w:t xml:space="preserve"> </w:t>
             </w:r>
           </w:p>
           <w:p>
@@ -2409,7 +3315,7 @@
                 <w:sz w:val="18"/>
                 <w:szCs w:val="18"/>
               </w:rPr>
-              <w:t xml:space="preserve"># Determine winner (start with this simple version)</w:t>
+              <w:t xml:space="preserve"> </w:t>
             </w:r>
           </w:p>
           <w:p>
@@ -2921,19 +3827,6 @@
                 <w:szCs w:val="18"/>
               </w:rPr>
               <w:t xml:space="preserve">    print("... - You win!")</w:t>
-            </w:r>
-          </w:p>
-          <w:p>
-            <w:pPr>
-              <w:spacing w:after="20"/>
-            </w:pPr>
-            <w:r>
-              <w:rPr>
-                <w:rFonts w:ascii="Courier New" w:cs="Courier New" w:eastAsia="Courier New" w:hAnsi="Courier New"/>
-                <w:sz w:val="18"/>
-                <w:szCs w:val="18"/>
-              </w:rPr>
-              <w:t xml:space="preserve"># ... etc ...</w:t>
             </w:r>
           </w:p>
         </w:tc>

--- a/Coding 1 - year/Unit 3 - Conditionals/Daily Lesson Plans/Word/Day 62.docx
+++ b/Coding 1 - year/Unit 3 - Conditionals/Daily Lesson Plans/Word/Day 62.docx
@@ -380,7 +380,7 @@
                 <w:sz w:val="20"/>
                 <w:szCs w:val="20"/>
               </w:rPr>
-              <w:t xml:space="preserve">    What do you already know about how to build a complete game that applies conditionals to game logic and win/loss determination?</w:t>
+              <w:t xml:space="preserve">    If you were going to build a complete game that applies conditionals to game logic and win/loss determination, what pieces or steps would you need? Brainstorm a quick list.</w:t>
             </w:r>
             <w:r>
               <w:rPr>
@@ -477,7 +477,7 @@
                 <w:sz w:val="20"/>
                 <w:szCs w:val="20"/>
               </w:rPr>
-              <w:t xml:space="preserve">Today's Goal: By the end of class you will be able to build a complete game that applies conditionals to game logic and win/loss determination.</w:t>
+              <w:t xml:space="preserve">Today’s Goal: By the end of class you will be able to build a complete game that applies conditionals to game logic and win/loss determination.</w:t>
             </w:r>
             <w:r>
               <w:rPr>
@@ -1410,7 +1410,7 @@
                 <w:sz w:val="20"/>
                 <w:szCs w:val="20"/>
               </w:rPr>
-              <w:t xml:space="preserve">Quick Check: Build a complete game that applies conditionals to game logic and win/loss determination?</w:t>
+              <w:t xml:space="preserve">What are the 2-3 most important steps when you build a complete game that applies conditionals to game logic and win/loss determination? What could go wrong if you skip one?</w:t>
             </w:r>
             <w:r>
               <w:rPr>

--- a/Coding 1 - year/Unit 3 - Conditionals/Daily Lesson Plans/Word/Day 62.docx
+++ b/Coding 1 - year/Unit 3 - Conditionals/Daily Lesson Plans/Word/Day 62.docx
@@ -667,6 +667,28 @@
             <w:r>
               <w:rPr>
                 <w:rFonts w:ascii="Arial" w:cs="Arial" w:eastAsia="Arial" w:hAnsi="Arial"/>
+                <w:b w:val="false"/>
+                <w:bCs w:val="false"/>
+                <w:i w:val="false"/>
+                <w:iCs w:val="false"/>
+                <w:color w:val="000000"/>
+                <w:sz w:val="20"/>
+                <w:szCs w:val="20"/>
+              </w:rPr>
+              <w:t xml:space="preserve">Rock-Paper-Scissors demonstrates conditional logic in action. The game logic is simple but illustrates how if/elif/else chains handle multiple cases!</w:t>
+            </w:r>
+            <w:r>
+              <w:rPr>
+                <w:rFonts w:ascii="Arial" w:cs="Arial" w:eastAsia="Arial" w:hAnsi="Arial"/>
+                <w:sz w:val="20"/>
+                <w:szCs w:val="20"/>
+              </w:rPr>
+              <w:br/>
+              <w:t xml:space="preserve"/>
+            </w:r>
+            <w:r>
+              <w:rPr>
+                <w:rFonts w:ascii="Arial" w:cs="Arial" w:eastAsia="Arial" w:hAnsi="Arial"/>
                 <w:sz w:val="20"/>
                 <w:szCs w:val="20"/>
               </w:rPr>
@@ -1212,7 +1234,7 @@
                 <w:sz w:val="20"/>
                 <w:szCs w:val="20"/>
               </w:rPr>
-              <w:t xml:space="preserve">: Check if player_choice in ["rock", "paper", "scissors"]: -</w:t>
+              <w:t xml:space="preserve">Add input validation to the basic game:</w:t>
             </w:r>
             <w:r>
               <w:rPr>
@@ -1247,7 +1269,7 @@
                 <w:sz w:val="20"/>
                 <w:szCs w:val="20"/>
               </w:rPr>
-              <w:t xml:space="preserve">: Add all three winning conditions for player -</w:t>
+              <w:t xml:space="preserve">Modify the game to show detailed outcomes:</w:t>
             </w:r>
             <w:r>
               <w:rPr>
@@ -1282,7 +1304,7 @@
                 <w:sz w:val="20"/>
                 <w:szCs w:val="20"/>
               </w:rPr>
-              <w:t xml:space="preserve">: Track wins in a loop, compare scores at end --- ## Sample Answers ### Problem 1 Example --- ## Extension Ideas 1. Add best-of-N games 2. A…</w:t>
+              <w:t xml:space="preserve">Build a best-of-3 game with score tracking:</w:t>
             </w:r>
             <w:r>
               <w:rPr>
@@ -1675,6 +1697,19 @@
     </w:p>
     <w:p>
       <w:pPr>
+        <w:spacing w:after="60"/>
+      </w:pPr>
+      <w:r>
+        <w:rPr>
+          <w:rFonts w:ascii="Arial" w:cs="Arial" w:eastAsia="Arial" w:hAnsi="Arial"/>
+          <w:sz w:val="20"/>
+          <w:szCs w:val="20"/>
+        </w:rPr>
+        <w:t xml:space="preserve">Rock-Paper-Scissors demonstrates conditional logic in action. The game logic is simple but illustrates how if/elif/else chains handle multiple cases!</w:t>
+      </w:r>
+    </w:p>
+    <w:p>
+      <w:pPr>
         <w:spacing w:after="160"/>
       </w:pPr>
     </w:p>
@@ -4593,7 +4628,7 @@
           <w:sz w:val="20"/>
           <w:szCs w:val="20"/>
         </w:rPr>
-        <w:t xml:space="preserve">: Check if player_choice in ["rock", "paper", "scissors"]: -</w:t>
+        <w:t xml:space="preserve">Add input validation to the basic game:</w:t>
       </w:r>
     </w:p>
     <w:p>
@@ -4616,7 +4651,7 @@
           <w:sz w:val="20"/>
           <w:szCs w:val="20"/>
         </w:rPr>
-        <w:t xml:space="preserve">: Add all three winning conditions for player -</w:t>
+        <w:t xml:space="preserve">Modify the game to show detailed outcomes:</w:t>
       </w:r>
     </w:p>
     <w:p>
@@ -4639,7 +4674,7 @@
           <w:sz w:val="20"/>
           <w:szCs w:val="20"/>
         </w:rPr>
-        <w:t xml:space="preserve">: Track wins in a loop, compare scores at end --- ## Sample Answers ### Problem 1 Example --- ## Extension Ideas 1. Add best-of-N games 2. Add statistics tracking (win rate, etc.) 3. Add computer strategies (random vs. pattern-based) 4. Add replay option 5. Add difficulty levels (computer plays smar</w:t>
+        <w:t xml:space="preserve">Build a best-of-3 game with score tracking:</w:t>
       </w:r>
     </w:p>
     <w:p>

--- a/Coding 1 - year/Unit 3 - Conditionals/Daily Lesson Plans/Word/Day 62.docx
+++ b/Coding 1 - year/Unit 3 - Conditionals/Daily Lesson Plans/Word/Day 62.docx
@@ -1234,7 +1234,7 @@
                 <w:sz w:val="20"/>
                 <w:szCs w:val="20"/>
               </w:rPr>
-              <w:t xml:space="preserve">Add input validation to the basic game:</w:t>
+              <w:t xml:space="preserve">Add input validation to the basic game: ---</w:t>
             </w:r>
             <w:r>
               <w:rPr>
@@ -1269,7 +1269,7 @@
                 <w:sz w:val="20"/>
                 <w:szCs w:val="20"/>
               </w:rPr>
-              <w:t xml:space="preserve">Modify the game to show detailed outcomes:</w:t>
+              <w:t xml:space="preserve">Modify the game to show detailed outcomes: ---</w:t>
             </w:r>
             <w:r>
               <w:rPr>
@@ -1304,7 +1304,7 @@
                 <w:sz w:val="20"/>
                 <w:szCs w:val="20"/>
               </w:rPr>
-              <w:t xml:space="preserve">Build a best-of-3 game with score tracking:</w:t>
+              <w:t xml:space="preserve">Build a best-of-3 game with score tracking: ---</w:t>
             </w:r>
             <w:r>
               <w:rPr>
@@ -4628,7 +4628,7 @@
           <w:sz w:val="20"/>
           <w:szCs w:val="20"/>
         </w:rPr>
-        <w:t xml:space="preserve">Add input validation to the basic game:</w:t>
+        <w:t xml:space="preserve">Beginner Add input validation to the basic game: ---</w:t>
       </w:r>
     </w:p>
     <w:p>
@@ -4651,7 +4651,7 @@
           <w:sz w:val="20"/>
           <w:szCs w:val="20"/>
         </w:rPr>
-        <w:t xml:space="preserve">Modify the game to show detailed outcomes:</w:t>
+        <w:t xml:space="preserve">Intermediate Modify the game to show detailed outcomes: ---</w:t>
       </w:r>
     </w:p>
     <w:p>
@@ -4674,7 +4674,7 @@
           <w:sz w:val="20"/>
           <w:szCs w:val="20"/>
         </w:rPr>
-        <w:t xml:space="preserve">Build a best-of-3 game with score tracking:</w:t>
+        <w:t xml:space="preserve">Challenge Build a best-of-3 game with score tracking: ---</w:t>
       </w:r>
     </w:p>
     <w:p>
